--- a/resume/executive-resume.docx
+++ b/resume/executive-resume.docx
@@ -50,6 +50,15 @@
       </w:r>
     </w:p>
     <w:p>
+      <w:pPr/>
+      <w:r>
+        <w:rPr>
+          <w:b w:val="0"/>
+        </w:rPr>
+        <w:t>LinkedIn: linkedin.com/in/pasd-putthapipat-1a401940</w:t>
+      </w:r>
+    </w:p>
+    <w:p>
       <w:pPr>
         <w:pStyle w:val="Heading1"/>
       </w:pPr>
@@ -63,7 +72,7 @@
         <w:rPr>
           <w:b w:val="0"/>
         </w:rPr>
-        <w:t>Data and AI leader with experience building an analytics and products department, directing multidisciplinary AI teams, and leading data platform development across financial services and telecommunications businesses. Built the department at SCB DataX and led 30+ data scientists at True Digital Group, connecting product strategy with research, engineering, and delivery. Most recently led Data and AI Platform development at Infinitas by Krungthai. Combines expertise in data strategy and governance policy with a foundation in applied research and university departmental leadership. Brings organization-building experience, product judgment, and technical depth to enterprise data and AI leadership.</w:t>
+        <w:t>Data and AI executive with experience building analytics organizations, leading multidisciplinary teams, and establishing data foundations across financial services and telecommunications. Served as Acting Director of Data for a virtual banking initiative at Infinitas by Krungthai, leading platform setup across data engineering, architecture, and governance. A founding member of DataX, built the analytics and products department and directed AI product development. Previously led 30+ data scientists at True Digital Group. Combines organization-building experience and technical depth with university teaching in data science and business analytics, and research on decentralized data strategies for virtual banking.</w:t>
       </w:r>
     </w:p>
     <w:p>
@@ -161,7 +170,7 @@
         <w:rPr>
           <w:b/>
         </w:rPr>
-        <w:t>Career Break | August 2026 - Present</w:t>
+        <w:t>Career Break from Corporate Roles | August 2026 - Present</w:t>
       </w:r>
       <w:r>
         <w:rPr>
@@ -206,7 +215,18 @@
         <w:rPr>
           <w:b w:val="0"/>
         </w:rPr>
-        <w:t>Led development of a Data and AI Platform for a new group company, with plans to extend the practices to other group companies.</w:t>
+        <w:t>Served as Acting Director of Data for a virtual banking initiative, leading platform setup across data engineering, data architecture, and data governance.</w:t>
+      </w:r>
+    </w:p>
+    <w:p>
+      <w:pPr>
+        <w:pStyle w:val="ListBullet"/>
+      </w:pPr>
+      <w:r>
+        <w:rPr>
+          <w:b w:val="0"/>
+        </w:rPr>
+        <w:t>Led Data and AI Platform development for a new group company and planned the transfer of practices across the group.</w:t>
       </w:r>
     </w:p>
     <w:p>
@@ -246,7 +266,7 @@
         <w:rPr>
           <w:b w:val="0"/>
         </w:rPr>
-        <w:t>Built the analytics and products department from inception, bringing together AI scientists, data scientists, data analysts, BI engineers, machine learning engineers, and product owners.</w:t>
+        <w:t>As a founding member of DataX, the analytics subsidiary of SCB X, built the analytics and products department from inception, bringing together AI scientists, data scientists, data analysts, BI engineers, machine learning engineers, and product owners.</w:t>
       </w:r>
     </w:p>
     <w:p>
@@ -303,7 +323,7 @@
         <w:rPr>
           <w:b/>
         </w:rPr>
-        <w:t>Head of Product, Analytics Product | April 2021 - October 2021</w:t>
+        <w:t>Head of Product, Analytics Product | May 2021 - October 2021</w:t>
       </w:r>
       <w:r>
         <w:rPr>
@@ -346,7 +366,7 @@
         <w:rPr>
           <w:b/>
         </w:rPr>
-        <w:t>Head of Product Development (Data Science), Analytics Product | June 2019 - March 2021</w:t>
+        <w:t>Head of Product Development (Data Science), Analytics Product | June 2019 - April 2021</w:t>
       </w:r>
       <w:r>
         <w:rPr>
@@ -367,7 +387,7 @@
         <w:rPr>
           <w:b/>
         </w:rPr>
-        <w:t>Acting Head of Product | October 2020 - March 2021</w:t>
+        <w:t>Acting Head of Product | October 2020 - April 2021</w:t>
       </w:r>
       <w:r>
         <w:rPr>
@@ -460,6 +480,28 @@
     </w:p>
     <w:p>
       <w:pPr>
+        <w:pStyle w:val="ListBullet"/>
+      </w:pPr>
+      <w:r>
+        <w:rPr>
+          <w:b w:val="0"/>
+        </w:rPr>
+        <w:t>Adjunct faculty at KMUTNB (2020 - Present) and Panyapiwat Institute of Management (2021 - Present), teaching statistical data science, big-data analysis, and business analytics and governance.</w:t>
+      </w:r>
+    </w:p>
+    <w:p>
+      <w:pPr>
+        <w:pStyle w:val="ListBullet"/>
+      </w:pPr>
+      <w:r>
+        <w:rPr>
+          <w:b w:val="0"/>
+        </w:rPr>
+        <w:t>Co-authored a 2025 CLOSER paper on decentralized data strategies for virtual banking.</w:t>
+      </w:r>
+    </w:p>
+    <w:p>
+      <w:pPr>
         <w:keepNext/>
       </w:pPr>
       <w:r>
@@ -503,7 +545,7 @@
         <w:rPr>
           <w:b w:val="0"/>
         </w:rPr>
-        <w:t>Acting Chairperson, Aeronautic Engineering | February 2015 - September 2016</w:t>
+        <w:t>Acting Chairperson, Aeronautic Engineering | February 2016 - September 2016</w:t>
       </w:r>
     </w:p>
     <w:p>
@@ -617,6 +659,27 @@
           <w:b w:val="0"/>
         </w:rPr>
         <w:t>Specialization in Telecommunications and Networking.</w:t>
+      </w:r>
+    </w:p>
+    <w:p>
+      <w:pPr>
+        <w:keepNext/>
+      </w:pPr>
+      <w:r>
+        <w:rPr>
+          <w:b w:val="0"/>
+        </w:rPr>
+      </w:r>
+      <w:r>
+        <w:rPr>
+          <w:b/>
+        </w:rPr>
+        <w:t>MS in Computer Engineering | Florida International University, United States | 2012</w:t>
+      </w:r>
+      <w:r>
+        <w:rPr>
+          <w:b w:val="0"/>
+        </w:rPr>
       </w:r>
     </w:p>
     <w:p>

--- a/resume/executive-resume.docx
+++ b/resume/executive-resume.docx
@@ -486,6 +486,17 @@
         <w:rPr>
           <w:b w:val="0"/>
         </w:rPr>
+        <w:t>Adjunct Faculty Member, ICT program, Mahidol University | September 2026 - Present.</w:t>
+      </w:r>
+    </w:p>
+    <w:p>
+      <w:pPr>
+        <w:pStyle w:val="ListBullet"/>
+      </w:pPr>
+      <w:r>
+        <w:rPr>
+          <w:b w:val="0"/>
+        </w:rPr>
         <w:t>Adjunct faculty at KMUTNB (2020 - Present) and Panyapiwat Institute of Management (2021 - Present), teaching statistical data science, big-data analysis, and business analytics and governance.</w:t>
       </w:r>
     </w:p>

--- a/resume/executive-resume.docx
+++ b/resume/executive-resume.docx
@@ -46,7 +46,7 @@
         <w:rPr>
           <w:b w:val="0"/>
         </w:rPr>
-        <w:t>Bangkok, Thailand | doraemonp@gmail.com</w:t>
+        <w:t>Bangkok, Thailand | pasd.putthapipat@gmail.com</w:t>
       </w:r>
     </w:p>
     <w:p>

--- a/resume/executive-resume.docx
+++ b/resume/executive-resume.docx
@@ -480,13 +480,23 @@
     </w:p>
     <w:p>
       <w:pPr>
-        <w:pStyle w:val="ListBullet"/>
+        <w:keepNext/>
       </w:pPr>
       <w:r>
         <w:rPr>
           <w:b w:val="0"/>
         </w:rPr>
-        <w:t>Adjunct Faculty Member, ICT program, Mahidol University | September 2026 - Present.</w:t>
+      </w:r>
+      <w:r>
+        <w:rPr>
+          <w:b/>
+        </w:rPr>
+        <w:t>Current Adjunct Faculty Appointments</w:t>
+      </w:r>
+      <w:r>
+        <w:rPr>
+          <w:b w:val="0"/>
+        </w:rPr>
       </w:r>
     </w:p>
     <w:p>
@@ -497,7 +507,18 @@
         <w:rPr>
           <w:b w:val="0"/>
         </w:rPr>
-        <w:t>Adjunct faculty at KMUTNB (2020 - Present) and Panyapiwat Institute of Management (2021 - Present), teaching statistical data science, big-data analysis, and business analytics and governance.</w:t>
+      </w:r>
+      <w:r>
+        <w:rPr>
+          <w:b/>
+        </w:rPr>
+        <w:t>Mahidol University | September 2026 - Present:</w:t>
+      </w:r>
+      <w:r>
+        <w:rPr>
+          <w:b w:val="0"/>
+        </w:rPr>
+        <w:t xml:space="preserve"> ICT program.</w:t>
       </w:r>
     </w:p>
     <w:p>
@@ -508,7 +529,68 @@
         <w:rPr>
           <w:b w:val="0"/>
         </w:rPr>
-        <w:t>Co-authored a 2025 CLOSER paper on decentralized data strategies for virtual banking.</w:t>
+      </w:r>
+      <w:r>
+        <w:rPr>
+          <w:b/>
+        </w:rPr>
+        <w:t>Panyapiwat Institute of Management | 2021 - Present:</w:t>
+      </w:r>
+      <w:r>
+        <w:rPr>
+          <w:b w:val="0"/>
+        </w:rPr>
+        <w:t xml:space="preserve"> Business analytics and data governance.</w:t>
+      </w:r>
+    </w:p>
+    <w:p>
+      <w:pPr>
+        <w:pStyle w:val="ListBullet"/>
+      </w:pPr>
+      <w:r>
+        <w:rPr>
+          <w:b w:val="0"/>
+        </w:rPr>
+      </w:r>
+      <w:r>
+        <w:rPr>
+          <w:b/>
+        </w:rPr>
+        <w:t>King Mongkut's University of Technology North Bangkok | 2020 - Present:</w:t>
+      </w:r>
+      <w:r>
+        <w:rPr>
+          <w:b w:val="0"/>
+        </w:rPr>
+        <w:t xml:space="preserve"> Statistical data science and big-data analysis.</w:t>
+      </w:r>
+    </w:p>
+    <w:p>
+      <w:pPr/>
+      <w:r>
+        <w:rPr>
+          <w:b w:val="0"/>
+        </w:rPr>
+      </w:r>
+      <w:r>
+        <w:rPr>
+          <w:b/>
+        </w:rPr>
+        <w:t>Selected Research:</w:t>
+      </w:r>
+      <w:r>
+        <w:rPr>
+          <w:b w:val="0"/>
+        </w:rPr>
+        <w:t xml:space="preserve"> Co-authored a 2025 CLOSER paper on decentralized data strategies for virtual banking.</w:t>
+      </w:r>
+    </w:p>
+    <w:p>
+      <w:pPr>
+        <w:pStyle w:val="Heading1"/>
+      </w:pPr>
+      <w:r>
+        <w:t>Earlier Academic and Consulting Experience</w:t>
       </w:r>
     </w:p>
     <w:p>

--- a/resume/executive-resume.docx
+++ b/resume/executive-resume.docx
@@ -576,13 +576,28 @@
         <w:rPr>
           <w:b/>
         </w:rPr>
-        <w:t>Selected Research:</w:t>
+        <w:t>Selected Publication:</w:t>
       </w:r>
       <w:r>
         <w:rPr>
           <w:b w:val="0"/>
         </w:rPr>
-        <w:t xml:space="preserve"> Co-authored a 2025 CLOSER paper on decentralized data strategies for virtual banking.</w:t>
+        <w:t xml:space="preserve"> W. A. Pongpech and P. Putthapipat (2025). "Framework for Decentralized Data Strategies in Virtual Banking: Navigating Scalability, Innovation, and Regulatory Challenges in Thailand." Proceedings of the 15th International Conference on Cloud Computing and Services Science (CLOSER), pp. 111-118. </w:t>
+      </w:r>
+      <w:hyperlink r:id="rId10">
+        <w:r>
+          <w:rPr>
+            <w:b w:val="0"/>
+            <w:u w:val="single"/>
+          </w:rPr>
+          <w:t>DOI: 10.5220/0013194500003950</w:t>
+        </w:r>
+      </w:hyperlink>
+      <w:r>
+        <w:rPr>
+          <w:b w:val="0"/>
+        </w:rPr>
+        <w:t>.</w:t>
       </w:r>
     </w:p>
     <w:p>
